--- a/Dokumentácio.docx
+++ b/Dokumentácio.docx
@@ -1183,21 +1183,6 @@
     </w:p>
     <w:p>
       <w:pPr>
-        <w:pStyle w:val="NormlWeb"/>
-        <w:numPr>
-          <w:ilvl w:val="0"/>
-          <w:numId w:val="7"/>
-        </w:numPr>
-      </w:pPr>
-      <w:r>
-        <w:t xml:space="preserve">HTML: </w:t>
-      </w:r>
-      <w:r>
-        <w:t>Adatlogika + JS funkciók + táblázatok</w:t>
-      </w:r>
-    </w:p>
-    <w:p>
-      <w:pPr>
         <w:pStyle w:val="Cmsor2"/>
       </w:pPr>
       <w:bookmarkStart w:id="1" w:name="_Toc214273836"/>
@@ -1242,21 +1227,6 @@
       </w:r>
       <w:r>
         <w:t>)</w:t>
-      </w:r>
-    </w:p>
-    <w:p>
-      <w:pPr>
-        <w:pStyle w:val="NormlWeb"/>
-        <w:numPr>
-          <w:ilvl w:val="0"/>
-          <w:numId w:val="8"/>
-        </w:numPr>
-      </w:pPr>
-      <w:r>
-        <w:t xml:space="preserve">HTML: </w:t>
-      </w:r>
-      <w:r>
-        <w:t>Design + HTML szerkezet + vizualizációk</w:t>
       </w:r>
     </w:p>
     <w:p>
@@ -1448,66 +1418,6 @@
       </w:r>
       <w:r>
         <w:t>Utasi Zalán Zoltán</w:t>
-      </w:r>
-    </w:p>
-    <w:p>
-      <w:pPr>
-        <w:pStyle w:val="NormlWeb"/>
-        <w:numPr>
-          <w:ilvl w:val="0"/>
-          <w:numId w:val="9"/>
-        </w:numPr>
-        <w:rPr>
-          <w:b/>
-          <w:bCs/>
-        </w:rPr>
-      </w:pPr>
-      <w:r>
-        <w:rPr>
-          <w:b/>
-          <w:bCs/>
-        </w:rPr>
-        <w:t>HTML: Adatlogika + JS funkciók + táblázatok</w:t>
-      </w:r>
-      <w:r>
-        <w:rPr>
-          <w:b/>
-          <w:bCs/>
-        </w:rPr>
-        <w:t xml:space="preserve">: </w:t>
-      </w:r>
-      <w:r>
-        <w:t>Utasi Zalán Zoltán</w:t>
-      </w:r>
-    </w:p>
-    <w:p>
-      <w:pPr>
-        <w:pStyle w:val="NormlWeb"/>
-        <w:numPr>
-          <w:ilvl w:val="0"/>
-          <w:numId w:val="9"/>
-        </w:numPr>
-        <w:rPr>
-          <w:b/>
-          <w:bCs/>
-        </w:rPr>
-      </w:pPr>
-      <w:r>
-        <w:rPr>
-          <w:b/>
-          <w:bCs/>
-        </w:rPr>
-        <w:t>HTML: Design + HTML szerkezet + vizualizációk</w:t>
-      </w:r>
-      <w:r>
-        <w:rPr>
-          <w:b/>
-          <w:bCs/>
-        </w:rPr>
-        <w:t xml:space="preserve">: </w:t>
-      </w:r>
-      <w:r>
-        <w:t>Tóth Kornél</w:t>
       </w:r>
     </w:p>
     <w:p>
@@ -4219,6 +4129,7 @@
   <w:style w:type="character" w:default="1" w:styleId="Bekezdsalapbettpusa">
     <w:name w:val="Default Paragraph Font"/>
     <w:uiPriority w:val="1"/>
+    <w:semiHidden/>
     <w:unhideWhenUsed/>
   </w:style>
   <w:style w:type="table" w:default="1" w:styleId="Normltblzat">
@@ -4913,10 +4824,12 @@
     <w:rsid w:val="00723DF8"/>
     <w:rsid w:val="00933264"/>
     <w:rsid w:val="0094003E"/>
+    <w:rsid w:val="00942FA6"/>
     <w:rsid w:val="00A53736"/>
     <w:rsid w:val="00A61441"/>
     <w:rsid w:val="00B21918"/>
     <w:rsid w:val="00F33CF9"/>
+    <w:rsid w:val="00F3417C"/>
   </w:rsids>
   <m:mathPr>
     <m:mathFont m:val="Cambria Math"/>
@@ -5741,15 +5654,6 @@
 </file>
 
 <file path=customXml/item1.xml><?xml version="1.0" encoding="utf-8"?>
-<?mso-contentType ?>
-<FormTemplates xmlns="http://schemas.microsoft.com/sharepoint/v3/contenttype/forms">
-  <Display>DocumentLibraryForm</Display>
-  <Edit>AssetEditForm</Edit>
-  <New>DocumentLibraryForm</New>
-</FormTemplates>
-</file>
-
-<file path=customXml/item2.xml><?xml version="1.0" encoding="utf-8"?>
 <ct:contentTypeSchema xmlns:ct="http://schemas.microsoft.com/office/2006/metadata/contentType" xmlns:ma="http://schemas.microsoft.com/office/2006/metadata/properties/metaAttributes" ct:_="" ma:_="" ma:contentTypeName="TemplateFile" ma:contentTypeID="0x010100ADEC13B5E4FA0F4BA72DC03E1FAE02FA04009372B5BAB9923946A28806341B445653" ma:contentTypeVersion="56" ma:contentTypeDescription="Create a new document." ma:contentTypeScope="" ma:versionID="788e4010be5eb75c22fb26f9e32efc14">
   <xsd:schema xmlns:xsd="http://www.w3.org/2001/XMLSchema" xmlns:xs="http://www.w3.org/2001/XMLSchema" xmlns:p="http://schemas.microsoft.com/office/2006/metadata/properties" xmlns:ns2="5fce2081-f58c-44ad-b03c-4d426a1b6afa" targetNamespace="http://schemas.microsoft.com/office/2006/metadata/properties" ma:root="true" ma:fieldsID="e1a322f982b748fa5b923752ff9272fa" ns2:_="">
     <xsd:import namespace="5fce2081-f58c-44ad-b03c-4d426a1b6afa"/>
@@ -6783,7 +6687,20 @@
 </ct:contentTypeSchema>
 </file>
 
+<file path=customXml/item2.xml><?xml version="1.0" encoding="utf-8"?>
+<?mso-contentType ?>
+<FormTemplates xmlns="http://schemas.microsoft.com/sharepoint/v3/contenttype/forms">
+  <Display>DocumentLibraryForm</Display>
+  <Edit>AssetEditForm</Edit>
+  <New>DocumentLibraryForm</New>
+</FormTemplates>
+</file>
+
 <file path=customXml/item3.xml><?xml version="1.0" encoding="utf-8"?>
+<b:Sources xmlns:b="http://schemas.openxmlformats.org/officeDocument/2006/bibliography" xmlns="http://schemas.openxmlformats.org/officeDocument/2006/bibliography" SelectedStyle="\APASixthEditionOfficeOnline.xsl" StyleName="APA" Version="6"/>
+</file>
+
+<file path=customXml/item4.xml><?xml version="1.0" encoding="utf-8"?>
 <p:properties xmlns:p="http://schemas.microsoft.com/office/2006/metadata/properties" xmlns:xsi="http://www.w3.org/2001/XMLSchema-instance" xmlns:pc="http://schemas.microsoft.com/office/infopath/2007/PartnerControls">
   <documentManagement>
     <TPExecutable xmlns="5fce2081-f58c-44ad-b03c-4d426a1b6afa" xsi:nil="true"/>
@@ -6910,19 +6827,7 @@
 </p:properties>
 </file>
 
-<file path=customXml/item4.xml><?xml version="1.0" encoding="utf-8"?>
-<b:Sources xmlns:b="http://schemas.openxmlformats.org/officeDocument/2006/bibliography" xmlns="http://schemas.openxmlformats.org/officeDocument/2006/bibliography" SelectedStyle="\APASixthEditionOfficeOnline.xsl" StyleName="APA" Version="6"/>
-</file>
-
 <file path=customXml/itemProps1.xml><?xml version="1.0" encoding="utf-8"?>
-<ds:datastoreItem xmlns:ds="http://schemas.openxmlformats.org/officeDocument/2006/customXml" ds:itemID="{179B497F-61F9-416E-9E6F-A4CA7944E647}">
-  <ds:schemaRefs>
-    <ds:schemaRef ds:uri="http://schemas.microsoft.com/sharepoint/v3/contenttype/forms"/>
-  </ds:schemaRefs>
-</ds:datastoreItem>
-</file>
-
-<file path=customXml/itemProps2.xml><?xml version="1.0" encoding="utf-8"?>
 <ds:datastoreItem xmlns:ds="http://schemas.openxmlformats.org/officeDocument/2006/customXml" ds:itemID="{6018481C-2379-4327-A908-DF5537CFD234}">
   <ds:schemaRefs>
     <ds:schemaRef ds:uri="http://schemas.microsoft.com/office/2006/metadata/contentType"/>
@@ -6940,7 +6845,23 @@
 </ds:datastoreItem>
 </file>
 
+<file path=customXml/itemProps2.xml><?xml version="1.0" encoding="utf-8"?>
+<ds:datastoreItem xmlns:ds="http://schemas.openxmlformats.org/officeDocument/2006/customXml" ds:itemID="{179B497F-61F9-416E-9E6F-A4CA7944E647}">
+  <ds:schemaRefs>
+    <ds:schemaRef ds:uri="http://schemas.microsoft.com/sharepoint/v3/contenttype/forms"/>
+  </ds:schemaRefs>
+</ds:datastoreItem>
+</file>
+
 <file path=customXml/itemProps3.xml><?xml version="1.0" encoding="utf-8"?>
+<ds:datastoreItem xmlns:ds="http://schemas.openxmlformats.org/officeDocument/2006/customXml" ds:itemID="{86F17470-9593-40DB-B66B-C683BE9C526D}">
+  <ds:schemaRefs>
+    <ds:schemaRef ds:uri="http://schemas.openxmlformats.org/officeDocument/2006/bibliography"/>
+  </ds:schemaRefs>
+</ds:datastoreItem>
+</file>
+
+<file path=customXml/itemProps4.xml><?xml version="1.0" encoding="utf-8"?>
 <ds:datastoreItem xmlns:ds="http://schemas.openxmlformats.org/officeDocument/2006/customXml" ds:itemID="{C3999ED1-D436-4A51-87A0-786A89FA1946}">
   <ds:schemaRefs>
     <ds:schemaRef ds:uri="http://schemas.microsoft.com/office/2006/metadata/properties"/>
@@ -6948,12 +6869,4 @@
     <ds:schemaRef ds:uri="5fce2081-f58c-44ad-b03c-4d426a1b6afa"/>
   </ds:schemaRefs>
 </ds:datastoreItem>
-</file>
-
-<file path=customXml/itemProps4.xml><?xml version="1.0" encoding="utf-8"?>
-<ds:datastoreItem xmlns:ds="http://schemas.openxmlformats.org/officeDocument/2006/customXml" ds:itemID="{86F17470-9593-40DB-B66B-C683BE9C526D}">
-  <ds:schemaRefs>
-    <ds:schemaRef ds:uri="http://schemas.openxmlformats.org/officeDocument/2006/bibliography"/>
-  </ds:schemaRefs>
-</ds:datastoreItem>
 </file>
--- a/Dokumentácio.docx
+++ b/Dokumentácio.docx
@@ -1183,6 +1183,54 @@
     </w:p>
     <w:p>
       <w:pPr>
+        <w:pStyle w:val="NormlWeb"/>
+        <w:numPr>
+          <w:ilvl w:val="0"/>
+          <w:numId w:val="7"/>
+        </w:numPr>
+      </w:pPr>
+      <w:r>
+        <w:t>Inputvalidáció tesztelése</w:t>
+      </w:r>
+    </w:p>
+    <w:p>
+      <w:pPr>
+        <w:pStyle w:val="NormlWeb"/>
+        <w:numPr>
+          <w:ilvl w:val="0"/>
+          <w:numId w:val="7"/>
+        </w:numPr>
+      </w:pPr>
+      <w:r>
+        <w:t>Integrációs tesztelés</w:t>
+      </w:r>
+    </w:p>
+    <w:p>
+      <w:pPr>
+        <w:pStyle w:val="NormlWeb"/>
+        <w:numPr>
+          <w:ilvl w:val="0"/>
+          <w:numId w:val="7"/>
+        </w:numPr>
+      </w:pPr>
+      <w:r>
+        <w:t>Felhasználói felület (UI/UX) tesztelése</w:t>
+      </w:r>
+    </w:p>
+    <w:p>
+      <w:pPr>
+        <w:pStyle w:val="NormlWeb"/>
+        <w:numPr>
+          <w:ilvl w:val="0"/>
+          <w:numId w:val="7"/>
+        </w:numPr>
+      </w:pPr>
+      <w:r>
+        <w:t>Adatszerkezet-specifikáció elkészítése</w:t>
+      </w:r>
+    </w:p>
+    <w:p>
+      <w:pPr>
         <w:pStyle w:val="Cmsor2"/>
       </w:pPr>
       <w:bookmarkStart w:id="1" w:name="_Toc214273836"/>
@@ -1227,6 +1275,58 @@
       </w:r>
       <w:r>
         <w:t>)</w:t>
+      </w:r>
+    </w:p>
+    <w:p>
+      <w:pPr>
+        <w:pStyle w:val="NormlWeb"/>
+        <w:numPr>
+          <w:ilvl w:val="0"/>
+          <w:numId w:val="8"/>
+        </w:numPr>
+      </w:pPr>
+      <w:r>
+        <w:t>Funkcionális tesztelés (</w:t>
+      </w:r>
+      <w:proofErr w:type="spellStart"/>
+      <w:r>
+        <w:t>black</w:t>
+      </w:r>
+      <w:proofErr w:type="spellEnd"/>
+      <w:r>
+        <w:t xml:space="preserve"> </w:t>
+      </w:r>
+      <w:proofErr w:type="spellStart"/>
+      <w:r>
+        <w:t>box</w:t>
+      </w:r>
+      <w:proofErr w:type="spellEnd"/>
+      <w:r>
+        <w:t>)</w:t>
+      </w:r>
+    </w:p>
+    <w:p>
+      <w:pPr>
+        <w:pStyle w:val="NormlWeb"/>
+        <w:numPr>
+          <w:ilvl w:val="0"/>
+          <w:numId w:val="8"/>
+        </w:numPr>
+      </w:pPr>
+      <w:r>
+        <w:t>Adatbázis-tesztelés</w:t>
+      </w:r>
+    </w:p>
+    <w:p>
+      <w:pPr>
+        <w:pStyle w:val="NormlWeb"/>
+        <w:numPr>
+          <w:ilvl w:val="0"/>
+          <w:numId w:val="8"/>
+        </w:numPr>
+      </w:pPr>
+      <w:r>
+        <w:t>Projekt-specifikáció elkészítése</w:t>
       </w:r>
     </w:p>
     <w:p>
@@ -1423,6 +1523,248 @@
     <w:p>
       <w:pPr>
         <w:pStyle w:val="NormlWeb"/>
+        <w:numPr>
+          <w:ilvl w:val="0"/>
+          <w:numId w:val="9"/>
+        </w:numPr>
+        <w:rPr>
+          <w:b/>
+          <w:bCs/>
+        </w:rPr>
+      </w:pPr>
+      <w:r>
+        <w:rPr>
+          <w:b/>
+          <w:bCs/>
+        </w:rPr>
+        <w:t>Funkcionális tesztelés (</w:t>
+      </w:r>
+      <w:proofErr w:type="spellStart"/>
+      <w:r>
+        <w:rPr>
+          <w:b/>
+          <w:bCs/>
+        </w:rPr>
+        <w:t>black</w:t>
+      </w:r>
+      <w:proofErr w:type="spellEnd"/>
+      <w:r>
+        <w:rPr>
+          <w:b/>
+          <w:bCs/>
+        </w:rPr>
+        <w:t xml:space="preserve"> </w:t>
+      </w:r>
+      <w:proofErr w:type="spellStart"/>
+      <w:r>
+        <w:rPr>
+          <w:b/>
+          <w:bCs/>
+        </w:rPr>
+        <w:t>box</w:t>
+      </w:r>
+      <w:proofErr w:type="spellEnd"/>
+      <w:r>
+        <w:rPr>
+          <w:b/>
+          <w:bCs/>
+        </w:rPr>
+        <w:t>)</w:t>
+      </w:r>
+      <w:r>
+        <w:rPr>
+          <w:b/>
+          <w:bCs/>
+        </w:rPr>
+        <w:t xml:space="preserve">: </w:t>
+      </w:r>
+      <w:r>
+        <w:t>Tóth Kornél</w:t>
+      </w:r>
+    </w:p>
+    <w:p>
+      <w:pPr>
+        <w:pStyle w:val="NormlWeb"/>
+        <w:numPr>
+          <w:ilvl w:val="0"/>
+          <w:numId w:val="9"/>
+        </w:numPr>
+        <w:rPr>
+          <w:b/>
+          <w:bCs/>
+        </w:rPr>
+      </w:pPr>
+      <w:r>
+        <w:rPr>
+          <w:b/>
+          <w:bCs/>
+        </w:rPr>
+        <w:t>Adatbázis-tesztelés</w:t>
+      </w:r>
+      <w:r>
+        <w:rPr>
+          <w:b/>
+          <w:bCs/>
+        </w:rPr>
+        <w:t xml:space="preserve">: </w:t>
+      </w:r>
+      <w:r>
+        <w:t>Tóth Kornél</w:t>
+      </w:r>
+    </w:p>
+    <w:p>
+      <w:pPr>
+        <w:pStyle w:val="NormlWeb"/>
+        <w:numPr>
+          <w:ilvl w:val="0"/>
+          <w:numId w:val="9"/>
+        </w:numPr>
+        <w:rPr>
+          <w:b/>
+          <w:bCs/>
+        </w:rPr>
+      </w:pPr>
+      <w:r>
+        <w:rPr>
+          <w:b/>
+          <w:bCs/>
+        </w:rPr>
+        <w:t>Inputvalidáció tesztelése</w:t>
+      </w:r>
+      <w:r>
+        <w:rPr>
+          <w:b/>
+          <w:bCs/>
+        </w:rPr>
+        <w:t xml:space="preserve">: </w:t>
+      </w:r>
+      <w:r>
+        <w:t>Utasi Zalán Zoltán</w:t>
+      </w:r>
+    </w:p>
+    <w:p>
+      <w:pPr>
+        <w:pStyle w:val="NormlWeb"/>
+        <w:numPr>
+          <w:ilvl w:val="0"/>
+          <w:numId w:val="9"/>
+        </w:numPr>
+        <w:rPr>
+          <w:b/>
+          <w:bCs/>
+        </w:rPr>
+      </w:pPr>
+      <w:r>
+        <w:rPr>
+          <w:b/>
+          <w:bCs/>
+        </w:rPr>
+        <w:t>Integrációs tesztelés</w:t>
+      </w:r>
+      <w:r>
+        <w:rPr>
+          <w:b/>
+          <w:bCs/>
+        </w:rPr>
+        <w:t xml:space="preserve">: </w:t>
+      </w:r>
+      <w:r>
+        <w:t>Utasi Zalán Zoltán</w:t>
+      </w:r>
+    </w:p>
+    <w:p>
+      <w:pPr>
+        <w:pStyle w:val="NormlWeb"/>
+        <w:numPr>
+          <w:ilvl w:val="0"/>
+          <w:numId w:val="9"/>
+        </w:numPr>
+        <w:rPr>
+          <w:b/>
+          <w:bCs/>
+        </w:rPr>
+      </w:pPr>
+      <w:r>
+        <w:rPr>
+          <w:b/>
+          <w:bCs/>
+        </w:rPr>
+        <w:t>Felhasználói felület (UI/UX) tesztelése</w:t>
+      </w:r>
+      <w:r>
+        <w:rPr>
+          <w:b/>
+          <w:bCs/>
+        </w:rPr>
+        <w:t xml:space="preserve">: </w:t>
+      </w:r>
+      <w:r>
+        <w:t>Utasi Zalán Zoltán</w:t>
+      </w:r>
+    </w:p>
+    <w:p>
+      <w:pPr>
+        <w:pStyle w:val="NormlWeb"/>
+        <w:numPr>
+          <w:ilvl w:val="0"/>
+          <w:numId w:val="9"/>
+        </w:numPr>
+        <w:rPr>
+          <w:b/>
+          <w:bCs/>
+        </w:rPr>
+      </w:pPr>
+      <w:r>
+        <w:rPr>
+          <w:b/>
+          <w:bCs/>
+        </w:rPr>
+        <w:t>Projekt-specifikáció elkészítése</w:t>
+      </w:r>
+      <w:r>
+        <w:rPr>
+          <w:b/>
+          <w:bCs/>
+        </w:rPr>
+        <w:t xml:space="preserve">: </w:t>
+      </w:r>
+      <w:r>
+        <w:t>Tóth Kornél</w:t>
+      </w:r>
+    </w:p>
+    <w:p>
+      <w:pPr>
+        <w:pStyle w:val="NormlWeb"/>
+        <w:numPr>
+          <w:ilvl w:val="0"/>
+          <w:numId w:val="9"/>
+        </w:numPr>
+        <w:rPr>
+          <w:b/>
+          <w:bCs/>
+        </w:rPr>
+      </w:pPr>
+      <w:r>
+        <w:rPr>
+          <w:b/>
+          <w:bCs/>
+        </w:rPr>
+        <w:t>Adatszerkezet-specifikáció elkészítése</w:t>
+      </w:r>
+      <w:r>
+        <w:rPr>
+          <w:b/>
+          <w:bCs/>
+        </w:rPr>
+        <w:t xml:space="preserve">: </w:t>
+      </w:r>
+      <w:r>
+        <w:t>Utasi Zalán Zoltán</w:t>
+      </w:r>
+    </w:p>
+    <w:p>
+      <w:pPr>
+        <w:pStyle w:val="NormlWeb"/>
         <w:ind w:left="720"/>
         <w:rPr>
           <w:b/>
@@ -1434,6 +1776,20 @@
       <w:pPr>
         <w:pStyle w:val="NormlWeb"/>
         <w:ind w:left="720"/>
+        <w:rPr>
+          <w:b/>
+          <w:bCs/>
+        </w:rPr>
+      </w:pPr>
+    </w:p>
+    <w:p>
+      <w:pPr>
+        <w:pStyle w:val="NormlWeb"/>
+        <w:ind w:left="720"/>
+        <w:rPr>
+          <w:b/>
+          <w:bCs/>
+        </w:rPr>
       </w:pPr>
     </w:p>
     <w:p>
@@ -4818,8 +5174,10 @@
   <w:rsids>
     <w:rsidRoot w:val="00707B4F"/>
     <w:rsid w:val="000A5B89"/>
+    <w:rsid w:val="00120ADD"/>
     <w:rsid w:val="001A52F0"/>
     <w:rsid w:val="0020513E"/>
+    <w:rsid w:val="006B0EBC"/>
     <w:rsid w:val="00707B4F"/>
     <w:rsid w:val="00723DF8"/>
     <w:rsid w:val="00933264"/>
@@ -4827,7 +5185,9 @@
     <w:rsid w:val="00942FA6"/>
     <w:rsid w:val="00A53736"/>
     <w:rsid w:val="00A61441"/>
+    <w:rsid w:val="00A747C9"/>
     <w:rsid w:val="00B21918"/>
+    <w:rsid w:val="00E07AAA"/>
     <w:rsid w:val="00F33CF9"/>
     <w:rsid w:val="00F3417C"/>
   </w:rsids>
